--- a/dist/submission_v2/P5_China_IJOEM_EN.docx
+++ b/dist/submission_v2/P5_China_IJOEM_EN.docx
@@ -849,7 +849,7 @@
         <w:pStyle w:val="FirstParagraph"/>
       </w:pPr>
       <w:r>
-        <w:t xml:space="preserve">The analytic dataset combines two waves of the World Bank Enterprise Survey for China: 2012 (full release, 2,700 firms; World Bank, 2013) and 2024 (2,189 firms; World Bank, 2025). After listwise deletion on the focal set (sales, employees, export intensity) and treatment of WBES non‑response codes -9 and -7 as missing (and the additional 2024 refusal code -8), the analytic samples are 2,619 firms in 2012, 1,940 firms in 2024, and 4,559 firm‑year observations in the pooled sample. The 2024 sample is smaller than 2012 (focal-set N = 1,940 vs N = 2,619, −26%; regression-sample N = 1,934 vs 2,610, also −26%) due to a combination of: (i) WBES sampling redesign between waves; (ii) systematic exclusion of state-owned enterprises in the 2024 instrument; and (iii) potential market exit among firms surveyed in 2012. This attrition is not random in direction, WBES 2024 overshoots private manufacturing SMEs, and our analysis is explicitly restricted to private firms, mitigating compositional bias.</w:t>
+        <w:t xml:space="preserve">The analytic dataset combines two waves of the World Bank Enterprise Survey for China: 2012 (full release, 2,700 firms; World Bank, 2013) and 2024 (2,189 firms; World Bank, 2025). After listwise deletion on the focal set (sales, employees, export intensity) and treatment of WBES non-response codes -9 and -7 as missing (and the additional 2024 refusal code -8), the analytic samples are 2,619 firms in 2012, 1,940 firms in 2024, and 4,559 firm-year observations in the pooled sample. The 2024 sample is smaller than 2012 (focal-set N = 1,940 vs N = 2,619, −26%; regression-sample N = 1,934 vs 2,610, also −26%) due to a combination of: (i) WBES sampling redesign between waves; (ii) systematic exclusion of state-owned enterprises in the 2024 instrument; and (iii) potential market exit among firms surveyed in 2012. This attrition is not random in direction, WBES 2024 overshoots private manufacturing SMEs, and our analysis is explicitly restricted to private firms, mitigating compositional bias.</w:t>
       </w:r>
     </w:p>
     <w:p>
@@ -857,7 +857,7 @@
         <w:pStyle w:val="BodyText"/>
       </w:pPr>
       <w:r>
-        <w:t xml:space="preserve">The analytic sample is drawn from the broader private‑firm WBES frame for China rather than a manufacturing‑only subsample; firms in services, retail, IT, and construction are included alongside manufacturing because the manuscript’s identification strategy depends on the full WBES private‑firm frame in which the threshold result is estimated. We control for sectoral composition through ISIC stratum dummies (</w:t>
+        <w:t xml:space="preserve">The analytic sample is drawn from the broader private-firm WBES frame for China rather than a manufacturing-only subsample; firms in services, retail, IT, and construction are included alongside manufacturing because the manuscript’s identification strategy depends on the full WBES private-firm frame in which the threshold result is estimated. We control for sectoral composition through ISIC stratum dummies (</w:t>
       </w:r>
       <w:r>
         <w:rPr>
@@ -982,7 +982,7 @@
         <w:t xml:space="preserve"> </w:t>
       </w:r>
       <w:r>
-        <w:t xml:space="preserve">are within‑wave z‑standardised before pooling. We have verified the analytic sample sizes, turning‑point estimates (49.4 % in 2012, 47.2 % in 2024, 48.8 % pooled), Paternoster cross‑wave equality results, and the joint F-tests for cross-wave shift and capability moderation in an independent Python replication of the Stata pipeline.</w:t>
+        <w:t xml:space="preserve">are within-wave z-standardised before pooling. We have verified the analytic sample sizes, turning-point estimates (49.4 % in 2012, 47.2 % in 2024, 48.8 % pooled), Paternoster cross-wave equality results, and the joint F-tests for cross-wave shift and capability moderation in an independent Python replication of the Stata pipeline.</w:t>
       </w:r>
     </w:p>
     <w:p>
@@ -5855,7 +5855,7 @@
         <w:t xml:space="preserve"> </w:t>
       </w:r>
       <w:r>
-        <w:t xml:space="preserve">Direct level‑shift coefficients of technological capability (TCI_full) and digital adoption (DAI_core) by wave for Chinese private firms. Error bars are 95 % HC1-robust confidence intervals. Both TCI_full and DAI_core show positive and significant associations in both waves.</w:t>
+        <w:t xml:space="preserve">Direct level-shift coefficients of technological capability (TCI_full) and digital adoption (DAI_core) by wave for Chinese private firms. Error bars are 95 % HC1-robust confidence intervals. Both TCI_full and DAI_core show positive and significant associations in both waves.</w:t>
       </w:r>
     </w:p>
     <w:bookmarkEnd w:id="50"/>
@@ -6177,7 +6177,7 @@
         <w:pStyle w:val="BodyText"/>
       </w:pPr>
       <w:r>
-        <w:t xml:space="preserve">The authors received no specific grant from any funding agency in the public, commercial, or not‑for‑profit sectors for the research, authorship, or publication of this article. The authors declare no conflicts of interest.</w:t>
+        <w:t xml:space="preserve">The authors received no specific grant from any funding agency in the public, commercial, or not-for-profit sectors for the research, authorship, or publication of this article. The authors declare no conflicts of interest.</w:t>
       </w:r>
     </w:p>
     <w:p>

--- a/dist/submission_v2/P5_China_IJOEM_EN.docx
+++ b/dist/submission_v2/P5_China_IJOEM_EN.docx
@@ -4206,7 +4206,59 @@
         <w:pStyle w:val="FirstParagraph"/>
       </w:pPr>
       <w:r>
-        <w:t xml:space="preserve">Table 2 presents the main OLS results (M2 specification) for each wave and the pooled sample. FSTS carries a positive coefficient in both waves (2012: β = +1.28, SE = 0.38, p = .001; 2024: β = +1.19, SE = 0.46, p = .010), and FSTS² carries a negative coefficient in both waves (2012: β = −1.53, SE = 0.42, p &lt; .001; 2024: β = −1.58, SE = 0.50, p = .002); this positive linear and negative quadratic pattern is consistent with an inverted-U relationship in both waves, consistent with H1. Following Haans, Pieters, and He (2016), all four formal conditions for a genuine inverted-U are satisfied in both waves. For the 2012 wave: (C1) β₁ = +1.28 (p = .001), confirming a positive ascending limb; (C2) β₂ = −1.53 (p &lt; .001), confirming concavity; (C3) the turning point TP* = 49.4% lies within the observed FSTS range [0%, 100%]; and (C4) the marginal effect is positive at the lower data bound (FSTS ≈ 0%) and negative at the upper bound (FSTS ≈ 100%), with opposite signs confirmed by the Lind–Mehlum (2010) u-test. These four conditions hold equivalently for the 2024 wave (β₁ = +1.19, β₂ = −1.58, TP* = 47.2%, LM p &lt; .001) and the pooled specification.</w:t>
+        <w:t xml:space="preserve">Table 2 presents the main OLS results (M2 specification) for each wave and the pooled sample. FSTS carries a positive coefficient in both waves (2012: β = +1.28, SE = 0.38, p = .001; 2024: β = +1.19, SE = 0.46, p = .010), and FSTS² carries a negative coefficient in both waves (2012:</w:t>
+      </w:r>
+      <w:r>
+        <w:t xml:space="preserve"> </w:t>
+      </w:r>
+      <m:oMath>
+        <m:r>
+          <m:t>β</m:t>
+        </m:r>
+        <m:r>
+          <m:rPr>
+            <m:sty m:val="p"/>
+          </m:rPr>
+          <m:t>=</m:t>
+        </m:r>
+        <m:r>
+          <m:rPr>
+            <m:sty m:val="p"/>
+          </m:rPr>
+          <m:t>−</m:t>
+        </m:r>
+        <m:r>
+          <m:t>1.53</m:t>
+        </m:r>
+      </m:oMath>
+      <w:r>
+        <w:t xml:space="preserve">, SE = 0.42, p &lt; .001; 2024:</w:t>
+      </w:r>
+      <w:r>
+        <w:t xml:space="preserve"> </w:t>
+      </w:r>
+      <m:oMath>
+        <m:r>
+          <m:t>β</m:t>
+        </m:r>
+        <m:r>
+          <m:rPr>
+            <m:sty m:val="p"/>
+          </m:rPr>
+          <m:t>=</m:t>
+        </m:r>
+        <m:r>
+          <m:rPr>
+            <m:sty m:val="p"/>
+          </m:rPr>
+          <m:t>−</m:t>
+        </m:r>
+        <m:r>
+          <m:t>1.58</m:t>
+        </m:r>
+      </m:oMath>
+      <w:r>
+        <w:t xml:space="preserve">, SE = 0.50, p = .002); this positive linear and negative quadratic pattern is consistent with an inverted-U relationship in both waves, consistent with H1. Following Haans, Pieters, and He (2016), all four formal conditions for a genuine inverted-U are satisfied in both waves. For the 2012 wave: (C1) β₁ = +1.28 (p = .001), confirming a positive ascending limb; (C2) β₂ = −1.53 (p &lt; .001), confirming concavity; (C3) the turning point TP* = 49.4% lies within the observed FSTS range [0%, 100%]; and (C4) the marginal effect is positive at the lower data bound (FSTS ≈ 0%) and negative at the upper bound (FSTS ≈ 100%), with opposite signs confirmed by the Lind–Mehlum (2010) u-test. These four conditions hold equivalently for the 2024 wave (β₁ = +1.19, β₂ = −1.58, TP* = 47.2%, LM p &lt; .001) and the pooled specification.</w:t>
       </w:r>
     </w:p>
     <w:p>
@@ -4222,7 +4274,36 @@
         <w:pStyle w:val="BodyText"/>
       </w:pPr>
       <w:r>
-        <w:t xml:space="preserve">The pooled model (N = 4,544) yields FSTS β = +1.24 (p &lt; .001) and FSTS² β = −1.55 (p &lt; .001), with turning point at 48.8 % (95 % CI: 44.2–53.4 %).</w:t>
+        <w:t xml:space="preserve">The pooled model (N = 4,544) yields FSTS β = +1.24 (p &lt; .001) and FSTS²</w:t>
+      </w:r>
+      <w:r>
+        <w:t xml:space="preserve"> </w:t>
+      </w:r>
+      <m:oMath>
+        <m:r>
+          <m:t>β</m:t>
+        </m:r>
+        <m:r>
+          <m:rPr>
+            <m:sty m:val="p"/>
+          </m:rPr>
+          <m:t>=</m:t>
+        </m:r>
+        <m:r>
+          <m:rPr>
+            <m:sty m:val="p"/>
+          </m:rPr>
+          <m:t>−</m:t>
+        </m:r>
+        <m:r>
+          <m:t>1.55</m:t>
+        </m:r>
+      </m:oMath>
+      <w:r>
+        <w:t xml:space="preserve"> </w:t>
+      </w:r>
+      <w:r>
+        <w:t xml:space="preserve">(p &lt; .001), with turning point at 48.8 % (95 % CI: 44.2–53.4 %).</w:t>
       </w:r>
     </w:p>
     <w:p>
